--- a/UN_Cp_Letter/cover_letter_rev0.docx
+++ b/UN_Cp_Letter/cover_letter_rev0.docx
@@ -119,7 +119,7 @@
           <w:color w:val="000000"/>
           <w:kern w:val="0"/>
         </w:rPr>
-        <w:t>Physical Review Materials</w:t>
+        <w:t>Computational Materials Science</w:t>
       </w:r>
       <w:r>
         <w:rPr>
@@ -383,7 +383,47 @@
           <w:color w:val="000000"/>
           <w:kern w:val="0"/>
         </w:rPr>
-        <w:t>suited for Physical Review Materials, as it addresses defect thermodynamics and high-temperature disorder in a technologically relevant actinide compound.</w:t>
+        <w:t xml:space="preserve">suited for </w:t>
+      </w:r>
+      <w:r>
+        <w:rPr>
+          <w:rFonts w:ascii="Times New Roman" w:hAnsi="Times New Roman" w:cs="Times New Roman"/>
+          <w:color w:val="000000"/>
+          <w:kern w:val="0"/>
+        </w:rPr>
+        <w:t>Computational Materials Science</w:t>
+      </w:r>
+      <w:r>
+        <w:rPr>
+          <w:rFonts w:ascii="Times New Roman" w:hAnsi="Times New Roman" w:cs="Times New Roman"/>
+          <w:color w:val="000000"/>
+          <w:kern w:val="0"/>
+        </w:rPr>
+        <w:t xml:space="preserve"> as it addresses defect thermodynamics and high-temperature disorder in a technologically relevant actinide compound</w:t>
+      </w:r>
+      <w:r>
+        <w:rPr>
+          <w:rFonts w:ascii="Times New Roman" w:hAnsi="Times New Roman" w:cs="Times New Roman"/>
+          <w:color w:val="000000"/>
+          <w:kern w:val="0"/>
+        </w:rPr>
+        <w:t xml:space="preserve"> while</w:t>
+      </w:r>
+      <w:r>
+        <w:rPr>
+          <w:rFonts w:ascii="Times New Roman" w:hAnsi="Times New Roman" w:cs="Times New Roman"/>
+          <w:color w:val="000000"/>
+          <w:kern w:val="0"/>
+        </w:rPr>
+        <w:t xml:space="preserve"> utilizing computational methodologies</w:t>
+      </w:r>
+      <w:r>
+        <w:rPr>
+          <w:rFonts w:ascii="Times New Roman" w:hAnsi="Times New Roman" w:cs="Times New Roman"/>
+          <w:color w:val="000000"/>
+          <w:kern w:val="0"/>
+        </w:rPr>
+        <w:t>.</w:t>
       </w:r>
       <w:r>
         <w:rPr>
@@ -576,7 +616,7 @@
                       <a:effectLst/>
                       <a:extLst>
                         <a:ext uri="{C572A759-6A51-4108-AA02-DFA0A04FC94B}">
-                          <ma14:wrappingTextBoxFlag xmlns="" xmlns:mo="http://schemas.microsoft.com/office/mac/office/2008/main" xmlns:mv="urn:schemas-microsoft-com:mac:vml" xmlns:o="urn:schemas-microsoft-com:office:office" xmlns:v="urn:schemas-microsoft-com:vml" xmlns:w10="urn:schemas-microsoft-com:office:word" xmlns:w="http://schemas.openxmlformats.org/wordprocessingml/2006/main" xmlns:ma14="http://schemas.microsoft.com/office/mac/drawingml/2011/main"/>
+                          <ma14:wrappingTextBoxFlag xmlns:ma14="http://schemas.microsoft.com/office/mac/drawingml/2011/main" xmlns:w="http://schemas.openxmlformats.org/wordprocessingml/2006/main" xmlns:w10="urn:schemas-microsoft-com:office:word" xmlns:v="urn:schemas-microsoft-com:vml" xmlns:o="urn:schemas-microsoft-com:office:office" xmlns:mv="urn:schemas-microsoft-com:mac:vml" xmlns:mo="http://schemas.microsoft.com/office/mac/office/2008/main" xmlns=""/>
                         </a:ext>
                       </a:extLst>
                     </wps:spPr>
@@ -970,7 +1010,7 @@
                   </a:prstGeom>
                   <a:extLst>
                     <a:ext uri="{FAA26D3D-D897-4be2-8F04-BA451C77F1D7}">
-                      <ma14:placeholderFlag xmlns="" xmlns:mo="http://schemas.microsoft.com/office/mac/office/2008/main" xmlns:mv="urn:schemas-microsoft-com:mac:vml" xmlns:o="urn:schemas-microsoft-com:office:office" xmlns:v="urn:schemas-microsoft-com:vml" xmlns:w10="urn:schemas-microsoft-com:office:word" xmlns:w="http://schemas.openxmlformats.org/wordprocessingml/2006/main" xmlns:ma14="http://schemas.microsoft.com/office/mac/drawingml/2011/main"/>
+                      <ma14:placeholderFlag xmlns:ma14="http://schemas.microsoft.com/office/mac/drawingml/2011/main" xmlns:w="http://schemas.openxmlformats.org/wordprocessingml/2006/main" xmlns:w10="urn:schemas-microsoft-com:office:word" xmlns:v="urn:schemas-microsoft-com:vml" xmlns:o="urn:schemas-microsoft-com:office:office" xmlns:mv="urn:schemas-microsoft-com:mac:vml" xmlns:mo="http://schemas.microsoft.com/office/mac/office/2008/main" xmlns=""/>
                     </a:ext>
                   </a:extLst>
                 </pic:spPr>
